--- a/flow/20230914_vu_template/drafts/2024-11-g/13-СР-свт.Йоана Золотоустого.docx
+++ b/flow/20230914_vu_template/drafts/2024-11-g/13-СР-свт.Йоана Золотоустого.docx
@@ -5046,7 +5046,7 @@
           <w:szCs w:val="24"/>
           <w:rtl w:val="0"/>
         </w:rPr>
-        <w:t xml:space="preserve"> Хто ж тебе не прославлятиме, Пресвята Діво?* Або хто не оспівуватиме твого пречистого Різдва?* Син бо єдинородний, що предвічно засяяв від Отця,* той вийшов з тебе, Чиста, воплотившись несказанно.* Бувши з природи Богом, став задля нас правдивим людинаом;* неподільний на дві особи,* але пізнавальний у двох незлитих природах.* Його моли, чиста Всеблаженна,* щоб помилував душі наші.</w:t>
+        <w:t xml:space="preserve"> Хто ж тебе не прославлятиме, Пресвята Діво?* Або хто не оспівуватиме твого пречистого Різдва?* Син бо єдинородний, що предвічно засяяв від Отця,* той вийшов з тебе, Чиста, воплотившись несказанно.* Бувши з природи Богом, став задля нас правдивим чоловіком;* неподільний на дві особи,* але пізнавальний у двох незлитих природах.* Його моли, чиста Всеблаженна,* щоб помилував душі наші.</w:t>
       </w:r>
     </w:p>
     <w:p>
@@ -8595,7 +8595,7 @@
           <w:szCs w:val="24"/>
           <w:rtl w:val="0"/>
         </w:rPr>
-        <w:t>Радуйся, золотосяйний і прекрасний богонатхненний органе Церкви;* язику, що в розмаїтих образах* людинаолюбно покаяння нам описуєш;* розуме золотовидний;* ластівко золотоуста;* і голубице, чиї межикрилля чеснот, по слову псалма, сяють прозеленню золота;* струменю золотообразний, що проливаєш води;* божественні уста – поручителі божественного людинолюб’я;* Христа моли* зіслати душам нашим велику милість.</w:t>
+        <w:t>Радуйся, золотосяйний і прекрасний богонатхненний органе Церкви;* язику, що в розмаїтих образах* людинолюбно покаяння нам описуєш;* розуме золотовидний;* ластівко золотоуста;* і голубице, чиї межикрилля чеснот, по слову псалма, сяють прозеленню золота;* струменю золотообразний, що проливаєш води;* божественні уста – поручителі божественного людинолюб’я;* Христа моли* зіслати душам нашим велику милість.</w:t>
       </w:r>
     </w:p>
     <w:p>
